--- a/klagomål/A 724-2026 FSC-klagomål.docx
+++ b/klagomål/A 724-2026 FSC-klagomål.docx
@@ -807,7 +807,7 @@
     <w:r>
       <w:tab/>
       <w:tab/>
-      <w:t>2026-01-08</w:t>
+      <w:t>2026-01-09</w:t>
       <w:br/>
       <w:br/>
     </w:r>

--- a/klagomål/A 724-2026 FSC-klagomål.docx
+++ b/klagomål/A 724-2026 FSC-klagomål.docx
@@ -807,7 +807,7 @@
     <w:r>
       <w:tab/>
       <w:tab/>
-      <w:t>2026-01-09</w:t>
+      <w:t>2026-01-10</w:t>
       <w:br/>
       <w:br/>
     </w:r>

--- a/klagomål/A 724-2026 FSC-klagomål.docx
+++ b/klagomål/A 724-2026 FSC-klagomål.docx
@@ -807,7 +807,7 @@
     <w:r>
       <w:tab/>
       <w:tab/>
-      <w:t>2026-01-10</w:t>
+      <w:t>2026-01-11</w:t>
       <w:br/>
       <w:br/>
     </w:r>

--- a/klagomål/A 724-2026 FSC-klagomål.docx
+++ b/klagomål/A 724-2026 FSC-klagomål.docx
@@ -807,7 +807,7 @@
     <w:r>
       <w:tab/>
       <w:tab/>
-      <w:t>2026-01-11</w:t>
+      <w:t>2026-01-12</w:t>
       <w:br/>
       <w:br/>
     </w:r>

--- a/klagomål/A 724-2026 FSC-klagomål.docx
+++ b/klagomål/A 724-2026 FSC-klagomål.docx
@@ -807,7 +807,7 @@
     <w:r>
       <w:tab/>
       <w:tab/>
-      <w:t>2026-01-12</w:t>
+      <w:t>2026-01-13</w:t>
       <w:br/>
       <w:br/>
     </w:r>

--- a/klagomål/A 724-2026 FSC-klagomål.docx
+++ b/klagomål/A 724-2026 FSC-klagomål.docx
@@ -807,7 +807,7 @@
     <w:r>
       <w:tab/>
       <w:tab/>
-      <w:t>2026-01-13</w:t>
+      <w:t>2026-01-14</w:t>
       <w:br/>
       <w:br/>
     </w:r>

--- a/klagomål/A 724-2026 FSC-klagomål.docx
+++ b/klagomål/A 724-2026 FSC-klagomål.docx
@@ -807,7 +807,7 @@
     <w:r>
       <w:tab/>
       <w:tab/>
-      <w:t>2026-01-14</w:t>
+      <w:t>2026-01-15</w:t>
       <w:br/>
       <w:br/>
     </w:r>

--- a/klagomål/A 724-2026 FSC-klagomål.docx
+++ b/klagomål/A 724-2026 FSC-klagomål.docx
@@ -807,7 +807,7 @@
     <w:r>
       <w:tab/>
       <w:tab/>
-      <w:t>2026-01-15</w:t>
+      <w:t>2026-01-16</w:t>
       <w:br/>
       <w:br/>
     </w:r>

--- a/klagomål/A 724-2026 FSC-klagomål.docx
+++ b/klagomål/A 724-2026 FSC-klagomål.docx
@@ -807,7 +807,7 @@
     <w:r>
       <w:tab/>
       <w:tab/>
-      <w:t>2026-01-16</w:t>
+      <w:t>2026-01-17</w:t>
       <w:br/>
       <w:br/>
     </w:r>

--- a/klagomål/A 724-2026 FSC-klagomål.docx
+++ b/klagomål/A 724-2026 FSC-klagomål.docx
@@ -807,7 +807,7 @@
     <w:r>
       <w:tab/>
       <w:tab/>
-      <w:t>2026-01-17</w:t>
+      <w:t>2026-01-18</w:t>
       <w:br/>
       <w:br/>
     </w:r>

--- a/klagomål/A 724-2026 FSC-klagomål.docx
+++ b/klagomål/A 724-2026 FSC-klagomål.docx
@@ -807,7 +807,7 @@
     <w:r>
       <w:tab/>
       <w:tab/>
-      <w:t>2026-01-18</w:t>
+      <w:t>2026-01-19</w:t>
       <w:br/>
       <w:br/>
     </w:r>

--- a/klagomål/A 724-2026 FSC-klagomål.docx
+++ b/klagomål/A 724-2026 FSC-klagomål.docx
@@ -807,7 +807,7 @@
     <w:r>
       <w:tab/>
       <w:tab/>
-      <w:t>2026-01-19</w:t>
+      <w:t>2026-01-20</w:t>
       <w:br/>
       <w:br/>
     </w:r>

--- a/klagomål/A 724-2026 FSC-klagomål.docx
+++ b/klagomål/A 724-2026 FSC-klagomål.docx
@@ -807,7 +807,7 @@
     <w:r>
       <w:tab/>
       <w:tab/>
-      <w:t>2026-01-20</w:t>
+      <w:t>2026-01-21</w:t>
       <w:br/>
       <w:br/>
     </w:r>

--- a/klagomål/A 724-2026 FSC-klagomål.docx
+++ b/klagomål/A 724-2026 FSC-klagomål.docx
@@ -807,7 +807,7 @@
     <w:r>
       <w:tab/>
       <w:tab/>
-      <w:t>2026-01-21</w:t>
+      <w:t>2026-01-23</w:t>
       <w:br/>
       <w:br/>
     </w:r>

--- a/klagomål/A 724-2026 FSC-klagomål.docx
+++ b/klagomål/A 724-2026 FSC-klagomål.docx
@@ -807,7 +807,7 @@
     <w:r>
       <w:tab/>
       <w:tab/>
-      <w:t>2026-01-23</w:t>
+      <w:t>2026-01-24</w:t>
       <w:br/>
       <w:br/>
     </w:r>

--- a/klagomål/A 724-2026 FSC-klagomål.docx
+++ b/klagomål/A 724-2026 FSC-klagomål.docx
@@ -807,7 +807,7 @@
     <w:r>
       <w:tab/>
       <w:tab/>
-      <w:t>2026-01-24</w:t>
+      <w:t>2026-01-25</w:t>
       <w:br/>
       <w:br/>
     </w:r>

--- a/klagomål/A 724-2026 FSC-klagomål.docx
+++ b/klagomål/A 724-2026 FSC-klagomål.docx
@@ -807,7 +807,7 @@
     <w:r>
       <w:tab/>
       <w:tab/>
-      <w:t>2026-01-25</w:t>
+      <w:t>2026-01-26</w:t>
       <w:br/>
       <w:br/>
     </w:r>

--- a/klagomål/A 724-2026 FSC-klagomål.docx
+++ b/klagomål/A 724-2026 FSC-klagomål.docx
@@ -807,7 +807,7 @@
     <w:r>
       <w:tab/>
       <w:tab/>
-      <w:t>2026-01-26</w:t>
+      <w:t>2026-01-27</w:t>
       <w:br/>
       <w:br/>
     </w:r>

--- a/klagomål/A 724-2026 FSC-klagomål.docx
+++ b/klagomål/A 724-2026 FSC-klagomål.docx
@@ -807,7 +807,7 @@
     <w:r>
       <w:tab/>
       <w:tab/>
-      <w:t>2026-01-27</w:t>
+      <w:t>2026-01-28</w:t>
       <w:br/>
       <w:br/>
     </w:r>

--- a/klagomål/A 724-2026 FSC-klagomål.docx
+++ b/klagomål/A 724-2026 FSC-klagomål.docx
@@ -112,7 +112,7 @@
         <w:pStyle w:val="ListBullet"/>
       </w:pPr>
       <w:r>
-        <w:t>Om ett ombud (tex Norra skog eller Mellanskog) avverkningsanmäler en skog med naturvärden motsvarande nyckelbiotops kvalité men markägaren inte är FSC certifierad, bör du skicka in ett FSC kontrollerat virke klagomål. Då ska klagomålet skickas till ombudsföretaget.</w:t>
+        <w:t>Om ett ombud (tex Norra skog eller Mellanskog) avverkningsanmäler en skog med naturvärden motsvarande nyckelbiotops kvalitet men markägaren inte är FSC certifierad, bör du skicka in ett FSC kontrollerat virke klagomål. Då ska klagomålet skickas till ombudsföretaget.</w:t>
       </w:r>
     </w:p>
     <w:p>
@@ -254,7 +254,54 @@
         <w:t>Garnlav (NT)</w:t>
       </w:r>
       <w:r>
-        <w:t xml:space="preserve"> är en utpräglad barrskogsart som ibland kan drapera träden i norrländska grannaturskogar med hög luftfuktighet. Den förekommer även i talldominerade bestånd där den, förutom i trädens grenverk, påträffas hängande över ojämnheter i tallbarken. Arten har minskat starkt i södra och mellersta Sverige och den minskar även i sitt nordliga utbredningsområde. Orsaken till tillbakagången beror främst på slutavverkningar av naturskogsartade skogar. Bestånd med riklig förekomst bör regelmässigt sparas. Garnlav är värdväxt för den mycket sällsynta och akut hotade fjärilen barrskogslavfly (CR) som hör hemma i boreala barrskogar med riklig förekomst av värdväxten. Tidigare kunde arten konstateras årligen på flera platser vid Dala-Floda i Dalarna innan lokalerna kalavverkades. Senaste fyndet i landet av barrskogslavfly är från år 2000 då den påträffades vid Högberget i Sollefteå kommun (SLU Artdatabanken, 2024).</w:t>
+        <w:t xml:space="preserve"> är en utpräglad barrskogsart som ibland kan drapera träden i norrländska grannaturskogar med hög luftfuktighet. Den förekommer även i talldominerade bestånd där den, förutom i trädens grenverk, påträffas hängande över ojämnheter i tallbarken. Arten har minskat starkt i södra och mellersta Sverige och den minskar även i sitt nordliga utbredningsområde. Orsaken till tillbakagången beror främst på slutavverkningar av naturskogsartade skogar. Bestånd med riklig förekomst bör regelmässigt sparas. Garnlav är värdväxt för den mycket sällsynta och akut hotade fjärilen barrskogslavfly (CR) som hör hemma i boreala barrskogar med riklig förekomst av värdväxten. Tidigare kunde arten konstateras årligen på flera platser vid Dala-Floda i Dalarna innan lokalerna kalavverkades. Senaste fyndet i landet av barrskogslavfly är från år 2000 då den påträffades vid Högberget i Sollefteå kommun. Garnlav är typisk art för </w:t>
+      </w:r>
+      <w:r>
+        <w:rPr>
+          <w:i/>
+        </w:rPr>
+        <w:t xml:space="preserve">9010 Taiga </w:t>
+      </w:r>
+      <w:r>
+        <w:t>och</w:t>
+      </w:r>
+      <w:r>
+        <w:rPr>
+          <w:i/>
+        </w:rPr>
+        <w:t xml:space="preserve"> 9070 Trädklädd betesmark </w:t>
+      </w:r>
+      <w:r>
+        <w:t xml:space="preserve"> (SLU Artdatabanken, 2024).</w:t>
+      </w:r>
+    </w:p>
+    <w:p>
+      <w:r>
+        <w:rPr>
+          <w:b/>
+        </w:rPr>
+        <w:t>Guldlockmossa</w:t>
+      </w:r>
+      <w:r>
+        <w:t xml:space="preserve"> växer på solexponerade, basiska klippor och block samt på skrovlig bark vid basen av ädellövträd med rik bark, ofta på gamla ekar, bokar och andra ädellövträd som står öppet i bryn. Särskilt högt signalvärde har den i norra Sverige där den sällsynt kan påträffas i sydväxtberg på klippor med basiska bergarter. Guldlockmossa är typisk art för </w:t>
+      </w:r>
+      <w:r>
+        <w:rPr>
+          <w:i/>
+        </w:rPr>
+        <w:t xml:space="preserve">9110 Näringsfattig bokskog, 9160 Näringsrik ekskog, 9180 Ädellövskog i branter </w:t>
+      </w:r>
+      <w:r>
+        <w:t xml:space="preserve">och </w:t>
+      </w:r>
+      <w:r>
+        <w:rPr>
+          <w:i/>
+        </w:rPr>
+        <w:t xml:space="preserve">9190 Näringsfattig ekskog </w:t>
+      </w:r>
+      <w:r>
+        <w:t>(Nitare &amp; Skogsstyrelsen, 2019; SLU Artdatabanken, 2025).</w:t>
       </w:r>
     </w:p>
     <w:p>
@@ -265,7 +312,25 @@
         <w:t xml:space="preserve">Kattfotslav </w:t>
       </w:r>
       <w:r>
-        <w:t>är en mycket god signalart i hela sitt svenska utbredningsområde och skogsbestånd med kattfotslav är alltid värdefulla ur naturvårdssynpunkt. Arten indikerar dels ett mikroklimat med konstant hög luftfuktighet, dels kontinuitet av äldre träd och god trädslutenhet. Trots att den är vanligare i sydvästra Sverige växer den enbart i skogsbestånd med höga naturvärden. Den är känslig för skogliga ingrepp som kan förändra lokal- och mikroklimat (Nitare &amp; Skogsstyrelsen, 2019).</w:t>
+        <w:t xml:space="preserve">är en mycket god signalart i hela sitt svenska utbredningsområde och skogsbestånd med kattfotslav är alltid värdefulla ur naturvårdssynpunkt. Arten indikerar dels ett mikroklimat med konstant hög luftfuktighet, dels kontinuitet av äldre träd och god trädslutenhet. Trots att den är vanligare i sydvästra Sverige växer den enbart i skogsbestånd med höga naturvärden. Den är känslig för skogliga ingrepp som kan förändra lokal- och mikroklimat. Kattfotslav är typisk art för </w:t>
+      </w:r>
+      <w:r>
+        <w:rPr>
+          <w:i/>
+        </w:rPr>
+        <w:t xml:space="preserve">9010 Taiga, 9160 Näringsrik ekskog </w:t>
+      </w:r>
+      <w:r>
+        <w:t>och</w:t>
+      </w:r>
+      <w:r>
+        <w:rPr>
+          <w:i/>
+        </w:rPr>
+        <w:t xml:space="preserve"> 9190 Näringsfattig ekskog</w:t>
+      </w:r>
+      <w:r>
+        <w:t>. Arten har minskat kraftigt under de senaste åren och enligt artdatabankens preliminära bedömning kommer den att bli rödlistad som nära hotad (NT) i nästa rödlista som kommer 2026 (Nitare &amp; Skogsstyrelsen, 2019; SLU Artdatabanken, 2025).</w:t>
       </w:r>
     </w:p>
     <w:p>
@@ -276,7 +341,34 @@
         <w:t>Svart trolldruva</w:t>
       </w:r>
       <w:r>
-        <w:t xml:space="preserve"> är en kalkgynnad växt som förekommer på näringsrik frisk mulljord i såväl bördiga kalkbarrskogar som sydliga kalklövskogar och lundar. Arten är en bra signalart för skyddsvärda biotoper i såväl löv- som barrskogar och tål inte slutavverkning och markberedning. Trolldruva är värdväxt för ett antal sällsynta fjärilsarter som ställer höga krav på sina livsmiljöer, däribland trolldruvemätare (EN), skuggmalmätare (VU) och trolldruvelobmätare (VU) (SLU Artdatabanken, 2024; Nitare &amp; Skogsstyrelsen, 2019).</w:t>
+        <w:t xml:space="preserve"> är en kalkgynnad växt som förekommer på näringsrik frisk mulljord i såväl bördiga kalkbarrskogar som sydliga kalklövskogar och lundar. Arten är en bra signalart för skyddsvärda biotoper i såväl löv- som barrskogar och tål inte slutavverkning och markberedning. Trolldruva är värdväxt för ett antal sällsynta fjärilsarter som ställer höga krav på sina livsmiljöer, däribland trolldruvemätare (EN), skuggmalmätare (VU) och trolldruvelobmätare (VU). Svart trolldruva är typisk art för </w:t>
+      </w:r>
+      <w:r>
+        <w:rPr>
+          <w:i/>
+        </w:rPr>
+        <w:t>9050 Näringsrik granskog,</w:t>
+      </w:r>
+      <w:r>
+        <w:t xml:space="preserve"> </w:t>
+      </w:r>
+      <w:r>
+        <w:rPr>
+          <w:i/>
+        </w:rPr>
+        <w:t xml:space="preserve">9020 Nordlig ädellövskog, 9160 Näringsrik ekskog, 9180 Ädellövskog i branter </w:t>
+      </w:r>
+      <w:r>
+        <w:t>och</w:t>
+      </w:r>
+      <w:r>
+        <w:rPr>
+          <w:i/>
+        </w:rPr>
+        <w:t xml:space="preserve"> 1610 Åsöar i Östersjön</w:t>
+      </w:r>
+      <w:r>
+        <w:t xml:space="preserve"> (SLU Artdatabanken, 2024; Nitare &amp; Skogsstyrelsen, 2019).</w:t>
       </w:r>
     </w:p>
     <w:p>
@@ -287,7 +379,25 @@
         <w:t xml:space="preserve">Tallticka (NT) </w:t>
       </w:r>
       <w:r>
-        <w:t>uppträder först på tallar som är 100–150 år gamla men är vanligast på träd som är runt 150–200 år eller äldre. I skogslandskapet är den främst knuten till tallnaturskogar och restbiotoper med biologiskt gamla träd och signalerar vanligtvis skyddsvärda tallbestånd med höga naturvärden (SLU Artdatabanken, 2023; Nitare &amp; Skogsstyrelsen, 2019).</w:t>
+        <w:t xml:space="preserve">uppträder först på tallar som är 100–150 år gamla men är vanligast på träd som är runt 150–200 år eller äldre. I skogslandskapet är den främst knuten till tallnaturskogar och restbiotoper med biologiskt gamla träd och signalerar vanligtvis skyddsvärda tallbestånd med höga naturvärden. Tallticka är typisk art för </w:t>
+      </w:r>
+      <w:r>
+        <w:rPr>
+          <w:i/>
+        </w:rPr>
+        <w:t xml:space="preserve">9010 Taiga </w:t>
+      </w:r>
+      <w:r>
+        <w:t xml:space="preserve">och </w:t>
+      </w:r>
+      <w:r>
+        <w:rPr>
+          <w:i/>
+        </w:rPr>
+        <w:t>9060 Åsbarrskog</w:t>
+      </w:r>
+      <w:r>
+        <w:t xml:space="preserve"> (SLU Artdatabanken, 2023; Nitare &amp; Skogsstyrelsen, 2019).</w:t>
       </w:r>
     </w:p>
     <w:p>
@@ -325,7 +435,25 @@
         <w:t>Spillkråka (NT, §4)</w:t>
       </w:r>
       <w:r>
-        <w:t xml:space="preserve"> är rödlistad som nära hotad och ingår i bilaga 1 i EU:s fågeldirektiv. Den minskar i population på grund av minskad tillgång på lämpliga bo- och födoträd och minskad födotillgång. Spillkråkans minskningstakt har uppgått till 19 (24–10) % under de senaste 15 åren. Minskningstakten för den svenska populationen bedöms vara nära gränsvärdet för Sårbar (VU) (A2bc). Skogsbruk med korta omloppstider och täta, homogena ungskogar utgör det största hotet, (SLU Artdatabanken, 2023).</w:t>
+        <w:t xml:space="preserve"> är rödlistad som nära hotad och ingår i bilaga 1 i EU:s fågeldirektiv. Den minskar i population på grund av minskad tillgång på lämpliga bo- och födoträd och minskad födotillgång. Spillkråkans minskningstakt har uppgått till 19 (24–10) % under de senaste 15 åren. Minskningstakten för den svenska populationen bedöms vara nära gränsvärdet för Sårbar (VU) (A2bc). Skogsbruk med korta omloppstider och täta, homogena ungskogar utgör det största hotet. Spillkråka är typisk art för </w:t>
+      </w:r>
+      <w:r>
+        <w:rPr>
+          <w:i/>
+        </w:rPr>
+        <w:t xml:space="preserve">9010 Taiga </w:t>
+      </w:r>
+      <w:r>
+        <w:t>och</w:t>
+      </w:r>
+      <w:r>
+        <w:rPr>
+          <w:i/>
+        </w:rPr>
+        <w:t xml:space="preserve"> 9740 Skogsbevuxen myr </w:t>
+      </w:r>
+      <w:r>
+        <w:t>(SLU Artdatabanken, 2023).</w:t>
       </w:r>
     </w:p>
     <w:p>
@@ -649,12 +777,30 @@
     </w:p>
     <w:p>
       <w:r>
-        <w:t>Spillkråka (NT) är rödlistad som nära hotad, fridlyst enligt §4 Artskyddsförordningen och ingår i bilaga 1 i EU:s fågeldirektiv. Spillkråka lever i både barr- och blandskog liksom i ren lövskog. De tätaste populationerna tenderar att finnas i äldre, variationsrik blandskog med gott om död ved och gamla träd.</w:t>
+        <w:t xml:space="preserve">Spillkråka (NT) är rödlistad som nära hotad, fridlyst enligt §4 Artskyddsförordningen, typisk art för </w:t>
+      </w:r>
+      <w:r>
+        <w:rPr>
+          <w:i/>
+        </w:rPr>
+        <w:t xml:space="preserve">9010 Taiga </w:t>
+      </w:r>
+      <w:r>
+        <w:t>och</w:t>
+      </w:r>
+      <w:r>
+        <w:rPr>
+          <w:i/>
+        </w:rPr>
+        <w:t xml:space="preserve"> 9740 Skogsbevuxen myr</w:t>
+      </w:r>
+      <w:r>
+        <w:t xml:space="preserve"> och ingår i bilaga 1 i EU:s fågeldirektiv. Spillkråka lever i både barr- och blandskog liksom i ren lövskog. De tätaste populationerna tenderar att finnas i äldre, variationsrik blandskog med gott om död ved och gamla träd.</w:t>
       </w:r>
     </w:p>
     <w:p>
       <w:r>
-        <w:t>Varje par utnyttjar 400–1000 hektar skog beroende på skogens kvalitet. En minskning av populationen pågår på grund av minskad tillgång på lämpliga bo- och födoträd och minskad födotillgång. Spillkråkans minskningstakt har uppgått till 19 (24–10) % under de senaste 15 åren. Minskningstakten för den svenska populationen bedöms vara nära gränsvärdet för Sårbar (VU) (A2bc). Skogsbruk med korta omloppstider och täta, homogena ungskogar utgör det största hotet (Artdatabanken 2023).</w:t>
+        <w:t>Varje par utnyttjar 400–1000 hektar skog beroende på skogens kvalitet. En minskning av populationen pågår på grund av minskad tillgång på lämpliga bo- och födoträd och minskad födotillgång. Spillkråkans minskningstakt har uppgått till 19 (24–10) % under de senaste 15 åren. Minskningstakten för den svenska populationen bedöms vara nära gränsvärdet för Sårbar (VU) (A2bc). Skogsbruk med korta omloppstider och täta, homogena ungskogar utgör det största hotet (SLU Artdatabanken 2023).</w:t>
       </w:r>
     </w:p>
     <w:p>
@@ -807,7 +953,7 @@
     <w:r>
       <w:tab/>
       <w:tab/>
-      <w:t>2026-01-28</w:t>
+      <w:t>2026-01-29</w:t>
       <w:br/>
       <w:br/>
     </w:r>

--- a/klagomål/A 724-2026 FSC-klagomål.docx
+++ b/klagomål/A 724-2026 FSC-klagomål.docx
@@ -953,7 +953,7 @@
     <w:r>
       <w:tab/>
       <w:tab/>
-      <w:t>2026-01-29</w:t>
+      <w:t>2026-01-30</w:t>
       <w:br/>
       <w:br/>
     </w:r>

--- a/klagomål/A 724-2026 FSC-klagomål.docx
+++ b/klagomål/A 724-2026 FSC-klagomål.docx
@@ -953,7 +953,7 @@
     <w:r>
       <w:tab/>
       <w:tab/>
-      <w:t>2026-01-30</w:t>
+      <w:t>2026-01-31</w:t>
       <w:br/>
       <w:br/>
     </w:r>

--- a/klagomål/A 724-2026 FSC-klagomål.docx
+++ b/klagomål/A 724-2026 FSC-klagomål.docx
@@ -953,7 +953,7 @@
     <w:r>
       <w:tab/>
       <w:tab/>
-      <w:t>2026-01-31</w:t>
+      <w:t>2026-02-01</w:t>
       <w:br/>
       <w:br/>
     </w:r>

--- a/klagomål/A 724-2026 FSC-klagomål.docx
+++ b/klagomål/A 724-2026 FSC-klagomål.docx
@@ -953,7 +953,7 @@
     <w:r>
       <w:tab/>
       <w:tab/>
-      <w:t>2026-02-22</w:t>
+      <w:t>2026-02-23</w:t>
       <w:br/>
       <w:br/>
     </w:r>

--- a/klagomål/A 724-2026 FSC-klagomål.docx
+++ b/klagomål/A 724-2026 FSC-klagomål.docx
@@ -953,7 +953,7 @@
     <w:r>
       <w:tab/>
       <w:tab/>
-      <w:t>2026-02-23</w:t>
+      <w:t>2026-02-24</w:t>
       <w:br/>
       <w:br/>
     </w:r>

--- a/klagomål/A 724-2026 FSC-klagomål.docx
+++ b/klagomål/A 724-2026 FSC-klagomål.docx
@@ -953,7 +953,7 @@
     <w:r>
       <w:tab/>
       <w:tab/>
-      <w:t>2026-02-24</w:t>
+      <w:t>2026-02-25</w:t>
       <w:br/>
       <w:br/>
     </w:r>

--- a/klagomål/A 724-2026 FSC-klagomål.docx
+++ b/klagomål/A 724-2026 FSC-klagomål.docx
@@ -953,7 +953,7 @@
     <w:r>
       <w:tab/>
       <w:tab/>
-      <w:t>2026-02-25</w:t>
+      <w:t>2026-02-26</w:t>
       <w:br/>
       <w:br/>
     </w:r>

--- a/klagomål/A 724-2026 FSC-klagomål.docx
+++ b/klagomål/A 724-2026 FSC-klagomål.docx
@@ -953,7 +953,7 @@
     <w:r>
       <w:tab/>
       <w:tab/>
-      <w:t>2026-02-26</w:t>
+      <w:t>2026-02-28</w:t>
       <w:br/>
       <w:br/>
     </w:r>

--- a/klagomål/A 724-2026 FSC-klagomål.docx
+++ b/klagomål/A 724-2026 FSC-klagomål.docx
@@ -953,7 +953,7 @@
     <w:r>
       <w:tab/>
       <w:tab/>
-      <w:t>2026-02-28</w:t>
+      <w:t>2026-03-01</w:t>
       <w:br/>
       <w:br/>
     </w:r>

--- a/klagomål/A 724-2026 FSC-klagomål.docx
+++ b/klagomål/A 724-2026 FSC-klagomål.docx
@@ -953,7 +953,7 @@
     <w:r>
       <w:tab/>
       <w:tab/>
-      <w:t>2026-03-01</w:t>
+      <w:t>2026-03-02</w:t>
       <w:br/>
       <w:br/>
     </w:r>

--- a/klagomål/A 724-2026 FSC-klagomål.docx
+++ b/klagomål/A 724-2026 FSC-klagomål.docx
@@ -269,7 +269,7 @@
         <w:rPr>
           <w:i/>
         </w:rPr>
-        <w:t xml:space="preserve"> 9070 Trädklädd betesmark </w:t>
+        <w:t xml:space="preserve"> 9070 Trädklädd betesmark</w:t>
       </w:r>
       <w:r>
         <w:t xml:space="preserve"> (SLU Artdatabanken, 2024).</w:t>
@@ -953,7 +953,7 @@
     <w:r>
       <w:tab/>
       <w:tab/>
-      <w:t>2026-03-02</w:t>
+      <w:t>2026-03-03</w:t>
       <w:br/>
       <w:br/>
     </w:r>

--- a/klagomål/A 724-2026 FSC-klagomål.docx
+++ b/klagomål/A 724-2026 FSC-klagomål.docx
@@ -953,7 +953,7 @@
     <w:r>
       <w:tab/>
       <w:tab/>
-      <w:t>2026-03-03</w:t>
+      <w:t>2026-03-04</w:t>
       <w:br/>
       <w:br/>
     </w:r>

--- a/klagomål/A 724-2026 FSC-klagomål.docx
+++ b/klagomål/A 724-2026 FSC-klagomål.docx
@@ -953,7 +953,7 @@
     <w:r>
       <w:tab/>
       <w:tab/>
-      <w:t>2026-03-04</w:t>
+      <w:t>2026-03-05</w:t>
       <w:br/>
       <w:br/>
     </w:r>

--- a/klagomål/A 724-2026 FSC-klagomål.docx
+++ b/klagomål/A 724-2026 FSC-klagomål.docx
@@ -953,7 +953,7 @@
     <w:r>
       <w:tab/>
       <w:tab/>
-      <w:t>2026-03-05</w:t>
+      <w:t>2026-03-06</w:t>
       <w:br/>
       <w:br/>
     </w:r>

--- a/klagomål/A 724-2026 FSC-klagomål.docx
+++ b/klagomål/A 724-2026 FSC-klagomål.docx
@@ -953,7 +953,7 @@
     <w:r>
       <w:tab/>
       <w:tab/>
-      <w:t>2026-03-06</w:t>
+      <w:t>2026-03-07</w:t>
       <w:br/>
       <w:br/>
     </w:r>

--- a/klagomål/A 724-2026 FSC-klagomål.docx
+++ b/klagomål/A 724-2026 FSC-klagomål.docx
@@ -953,7 +953,7 @@
     <w:r>
       <w:tab/>
       <w:tab/>
-      <w:t>2026-03-07</w:t>
+      <w:t>2026-03-08</w:t>
       <w:br/>
       <w:br/>
     </w:r>

--- a/klagomål/A 724-2026 FSC-klagomål.docx
+++ b/klagomål/A 724-2026 FSC-klagomål.docx
@@ -953,7 +953,7 @@
     <w:r>
       <w:tab/>
       <w:tab/>
-      <w:t>2026-03-08</w:t>
+      <w:t>2026-03-09</w:t>
       <w:br/>
       <w:br/>
     </w:r>

--- a/klagomål/A 724-2026 FSC-klagomål.docx
+++ b/klagomål/A 724-2026 FSC-klagomål.docx
@@ -953,7 +953,7 @@
     <w:r>
       <w:tab/>
       <w:tab/>
-      <w:t>2026-03-09</w:t>
+      <w:t>2026-03-10</w:t>
       <w:br/>
       <w:br/>
     </w:r>

--- a/klagomål/A 724-2026 FSC-klagomål.docx
+++ b/klagomål/A 724-2026 FSC-klagomål.docx
@@ -435,7 +435,7 @@
         <w:t>Spillkråka (NT, §4)</w:t>
       </w:r>
       <w:r>
-        <w:t xml:space="preserve"> är rödlistad som nära hotad och ingår i bilaga 1 i EU:s fågeldirektiv. Den minskar i population på grund av minskad tillgång på lämpliga bo- och födoträd och minskad födotillgång. Spillkråkans minskningstakt har uppgått till 19 (24–10) % under de senaste 15 åren. Minskningstakten för den svenska populationen bedöms vara nära gränsvärdet för Sårbar (VU) (A2bc). Skogsbruk med korta omloppstider och täta, homogena ungskogar utgör det största hotet. Spillkråka är typisk art för </w:t>
+        <w:t xml:space="preserve"> är rödlistad som nära hotad och ingår i bilaga 1 i EU:s fågeldirektiv. Den minskar i population på grund av minskad tillgång på lämpliga bo- och födoträd och minskad födotillgång. Spillkråkans minskningstakt har uppgått till 19 (24–10) % under de senaste 15 åren och bedöms vara nära gränsvärdet för Sårbar (VU) (A2bc). Spillkråka är en nyckelart i skogliga miljöer vars övergivna bohål utnyttjas av flera andra hålhäckande fågelarter och fladdermöss. Den behöver grova träd, främst tall, asp och bok som boträd. Skogsbruk med korta omloppstider och täta, homogena ungskogar utgör det största hotet. Spillkråka är typisk art för </w:t>
       </w:r>
       <w:r>
         <w:rPr>
@@ -453,7 +453,7 @@
         <w:t xml:space="preserve"> 9740 Skogsbevuxen myr </w:t>
       </w:r>
       <w:r>
-        <w:t>(SLU Artdatabanken, 2023).</w:t>
+        <w:t>(SLU Artdatabanken, 2025; Skogsstyrelsen 2016).</w:t>
       </w:r>
     </w:p>
     <w:p>
@@ -795,7 +795,7 @@
         <w:t xml:space="preserve"> 9740 Skogsbevuxen myr</w:t>
       </w:r>
       <w:r>
-        <w:t xml:space="preserve"> och ingår i bilaga 1 i EU:s fågeldirektiv. Spillkråka lever i både barr- och blandskog liksom i ren lövskog. De tätaste populationerna tenderar att finnas i äldre, variationsrik blandskog med gott om död ved och gamla träd.</w:t>
+        <w:t xml:space="preserve"> och ingår i bilaga 1 i EU:s fågeldirektiv. Spillkråka lever i både barr- och blandskog liksom i ren lövskog. De tätaste populationerna tenderar att finnas i äldre, variationsrik blandskog med gott om död ved och gamla träd. Spillkråka är en nyckelart i skogliga miljöer vars övergivna bohål utnyttjas av flera andra hålhäckande fågelarter och fladdermöss (SLU Artdatabanken, 2023; Skogsstyrelsen 2016).</w:t>
       </w:r>
     </w:p>
     <w:p>
@@ -813,7 +813,21 @@
     </w:p>
     <w:p>
       <w:r>
-        <w:t xml:space="preserve">SLU Artdatabanken, 2021. </w:t>
+        <w:t xml:space="preserve">Skogsstyrelsen, 2016. </w:t>
+      </w:r>
+      <w:r>
+        <w:rPr>
+          <w:i/>
+        </w:rPr>
+        <w:t xml:space="preserve">Vägledning för hänsyn till spillkråka. </w:t>
+      </w:r>
+      <w:r>
+        <w:t>Vägledningar och kunskapsstöd artskydd – Skogsstyrelsen.</w:t>
+      </w:r>
+    </w:p>
+    <w:p>
+      <w:r>
+        <w:t xml:space="preserve">SLU Artdatabanken, 2023. </w:t>
       </w:r>
       <w:r>
         <w:rPr>
@@ -953,7 +967,7 @@
     <w:r>
       <w:tab/>
       <w:tab/>
-      <w:t>2026-03-10</w:t>
+      <w:t>2026-03-11</w:t>
       <w:br/>
       <w:br/>
     </w:r>

--- a/klagomål/A 724-2026 FSC-klagomål.docx
+++ b/klagomål/A 724-2026 FSC-klagomål.docx
@@ -967,7 +967,7 @@
     <w:r>
       <w:tab/>
       <w:tab/>
-      <w:t>2026-03-11</w:t>
+      <w:t>2026-03-12</w:t>
       <w:br/>
       <w:br/>
     </w:r>

--- a/klagomål/A 724-2026 FSC-klagomål.docx
+++ b/klagomål/A 724-2026 FSC-klagomål.docx
@@ -967,7 +967,7 @@
     <w:r>
       <w:tab/>
       <w:tab/>
-      <w:t>2026-03-12</w:t>
+      <w:t>2026-03-13</w:t>
       <w:br/>
       <w:br/>
     </w:r>

--- a/klagomål/A 724-2026 FSC-klagomål.docx
+++ b/klagomål/A 724-2026 FSC-klagomål.docx
@@ -967,7 +967,7 @@
     <w:r>
       <w:tab/>
       <w:tab/>
-      <w:t>2026-04-14</w:t>
+      <w:t>2026-04-15</w:t>
       <w:br/>
       <w:br/>
     </w:r>

--- a/klagomål/A 724-2026 FSC-klagomål.docx
+++ b/klagomål/A 724-2026 FSC-klagomål.docx
@@ -967,7 +967,7 @@
     <w:r>
       <w:tab/>
       <w:tab/>
-      <w:t>2026-04-15</w:t>
+      <w:t>2026-04-16</w:t>
       <w:br/>
       <w:br/>
     </w:r>

--- a/klagomål/A 724-2026 FSC-klagomål.docx
+++ b/klagomål/A 724-2026 FSC-klagomål.docx
@@ -967,7 +967,7 @@
     <w:r>
       <w:tab/>
       <w:tab/>
-      <w:t>2026-04-16</w:t>
+      <w:t>2026-04-17</w:t>
       <w:br/>
       <w:br/>
     </w:r>

--- a/klagomål/A 724-2026 FSC-klagomål.docx
+++ b/klagomål/A 724-2026 FSC-klagomål.docx
@@ -967,7 +967,7 @@
     <w:r>
       <w:tab/>
       <w:tab/>
-      <w:t>2026-04-17</w:t>
+      <w:t>2026-04-18</w:t>
       <w:br/>
       <w:br/>
     </w:r>

--- a/klagomål/A 724-2026 FSC-klagomål.docx
+++ b/klagomål/A 724-2026 FSC-klagomål.docx
@@ -967,7 +967,7 @@
     <w:r>
       <w:tab/>
       <w:tab/>
-      <w:t>2026-04-18</w:t>
+      <w:t>2026-04-19</w:t>
       <w:br/>
       <w:br/>
     </w:r>

--- a/klagomål/A 724-2026 FSC-klagomål.docx
+++ b/klagomål/A 724-2026 FSC-klagomål.docx
@@ -967,7 +967,7 @@
     <w:r>
       <w:tab/>
       <w:tab/>
-      <w:t>2026-04-19</w:t>
+      <w:t>2026-04-20</w:t>
       <w:br/>
       <w:br/>
     </w:r>

--- a/klagomål/A 724-2026 FSC-klagomål.docx
+++ b/klagomål/A 724-2026 FSC-klagomål.docx
@@ -967,7 +967,7 @@
     <w:r>
       <w:tab/>
       <w:tab/>
-      <w:t>2026-04-20</w:t>
+      <w:t>2026-04-21</w:t>
       <w:br/>
       <w:br/>
     </w:r>

--- a/klagomål/A 724-2026 FSC-klagomål.docx
+++ b/klagomål/A 724-2026 FSC-klagomål.docx
@@ -967,7 +967,7 @@
     <w:r>
       <w:tab/>
       <w:tab/>
-      <w:t>2026-04-21</w:t>
+      <w:t>2026-04-22</w:t>
       <w:br/>
       <w:br/>
     </w:r>

--- a/klagomål/A 724-2026 FSC-klagomål.docx
+++ b/klagomål/A 724-2026 FSC-klagomål.docx
@@ -967,7 +967,7 @@
     <w:r>
       <w:tab/>
       <w:tab/>
-      <w:t>2026-04-22</w:t>
+      <w:t>2026-04-23</w:t>
       <w:br/>
       <w:br/>
     </w:r>

--- a/klagomål/A 724-2026 FSC-klagomål.docx
+++ b/klagomål/A 724-2026 FSC-klagomål.docx
@@ -967,7 +967,7 @@
     <w:r>
       <w:tab/>
       <w:tab/>
-      <w:t>2026-04-23</w:t>
+      <w:t>2026-04-24</w:t>
       <w:br/>
       <w:br/>
     </w:r>

--- a/klagomål/A 724-2026 FSC-klagomål.docx
+++ b/klagomål/A 724-2026 FSC-klagomål.docx
@@ -967,7 +967,7 @@
     <w:r>
       <w:tab/>
       <w:tab/>
-      <w:t>2026-04-24</w:t>
+      <w:t>2026-04-25</w:t>
       <w:br/>
       <w:br/>
     </w:r>

--- a/klagomål/A 724-2026 FSC-klagomål.docx
+++ b/klagomål/A 724-2026 FSC-klagomål.docx
@@ -967,7 +967,7 @@
     <w:r>
       <w:tab/>
       <w:tab/>
-      <w:t>2026-04-25</w:t>
+      <w:t>2026-04-26</w:t>
       <w:br/>
       <w:br/>
     </w:r>

--- a/klagomål/A 724-2026 FSC-klagomål.docx
+++ b/klagomål/A 724-2026 FSC-klagomål.docx
@@ -967,7 +967,7 @@
     <w:r>
       <w:tab/>
       <w:tab/>
-      <w:t>2026-04-26</w:t>
+      <w:t>2026-04-27</w:t>
       <w:br/>
       <w:br/>
     </w:r>

--- a/klagomål/A 724-2026 FSC-klagomål.docx
+++ b/klagomål/A 724-2026 FSC-klagomål.docx
@@ -967,7 +967,7 @@
     <w:r>
       <w:tab/>
       <w:tab/>
-      <w:t>2026-04-27</w:t>
+      <w:t>2026-04-28</w:t>
       <w:br/>
       <w:br/>
     </w:r>

--- a/klagomål/A 724-2026 FSC-klagomål.docx
+++ b/klagomål/A 724-2026 FSC-klagomål.docx
@@ -967,7 +967,7 @@
     <w:r>
       <w:tab/>
       <w:tab/>
-      <w:t>2026-04-28</w:t>
+      <w:t>2026-04-29</w:t>
       <w:br/>
       <w:br/>
     </w:r>

--- a/klagomål/A 724-2026 FSC-klagomål.docx
+++ b/klagomål/A 724-2026 FSC-klagomål.docx
@@ -967,7 +967,7 @@
     <w:r>
       <w:tab/>
       <w:tab/>
-      <w:t>2026-04-29</w:t>
+      <w:t>2026-04-30</w:t>
       <w:br/>
       <w:br/>
     </w:r>

--- a/klagomål/A 724-2026 FSC-klagomål.docx
+++ b/klagomål/A 724-2026 FSC-klagomål.docx
@@ -967,7 +967,7 @@
     <w:r>
       <w:tab/>
       <w:tab/>
-      <w:t>2026-04-30</w:t>
+      <w:t>2026-05-01</w:t>
       <w:br/>
       <w:br/>
     </w:r>

--- a/klagomål/A 724-2026 FSC-klagomål.docx
+++ b/klagomål/A 724-2026 FSC-klagomål.docx
@@ -967,7 +967,7 @@
     <w:r>
       <w:tab/>
       <w:tab/>
-      <w:t>2026-05-01</w:t>
+      <w:t>2026-05-02</w:t>
       <w:br/>
       <w:br/>
     </w:r>

--- a/klagomål/A 724-2026 FSC-klagomål.docx
+++ b/klagomål/A 724-2026 FSC-klagomål.docx
@@ -967,7 +967,7 @@
     <w:r>
       <w:tab/>
       <w:tab/>
-      <w:t>2026-05-02</w:t>
+      <w:t>2026-05-03</w:t>
       <w:br/>
       <w:br/>
     </w:r>

--- a/klagomål/A 724-2026 FSC-klagomål.docx
+++ b/klagomål/A 724-2026 FSC-klagomål.docx
@@ -967,7 +967,7 @@
     <w:r>
       <w:tab/>
       <w:tab/>
-      <w:t>2026-05-03</w:t>
+      <w:t>2026-05-04</w:t>
       <w:br/>
       <w:br/>
     </w:r>

--- a/klagomål/A 724-2026 FSC-klagomål.docx
+++ b/klagomål/A 724-2026 FSC-klagomål.docx
@@ -967,7 +967,7 @@
     <w:r>
       <w:tab/>
       <w:tab/>
-      <w:t>2026-05-04</w:t>
+      <w:t>2026-05-05</w:t>
       <w:br/>
       <w:br/>
     </w:r>

--- a/klagomål/A 724-2026 FSC-klagomål.docx
+++ b/klagomål/A 724-2026 FSC-klagomål.docx
@@ -967,7 +967,7 @@
     <w:r>
       <w:tab/>
       <w:tab/>
-      <w:t>2026-05-05</w:t>
+      <w:t>2026-05-06</w:t>
       <w:br/>
       <w:br/>
     </w:r>

--- a/klagomål/A 724-2026 FSC-klagomål.docx
+++ b/klagomål/A 724-2026 FSC-klagomål.docx
@@ -967,7 +967,7 @@
     <w:r>
       <w:tab/>
       <w:tab/>
-      <w:t>2026-05-06</w:t>
+      <w:t>2026-05-07</w:t>
       <w:br/>
       <w:br/>
     </w:r>

--- a/klagomål/A 724-2026 FSC-klagomål.docx
+++ b/klagomål/A 724-2026 FSC-klagomål.docx
@@ -967,7 +967,7 @@
     <w:r>
       <w:tab/>
       <w:tab/>
-      <w:t>2026-05-16</w:t>
+      <w:t>2026-05-17</w:t>
       <w:br/>
       <w:br/>
     </w:r>

--- a/klagomål/A 724-2026 FSC-klagomål.docx
+++ b/klagomål/A 724-2026 FSC-klagomål.docx
@@ -967,7 +967,7 @@
     <w:r>
       <w:tab/>
       <w:tab/>
-      <w:t>2026-05-17</w:t>
+      <w:t>2026-05-18</w:t>
       <w:br/>
       <w:br/>
     </w:r>

--- a/klagomål/A 724-2026 FSC-klagomål.docx
+++ b/klagomål/A 724-2026 FSC-klagomål.docx
@@ -967,7 +967,7 @@
     <w:r>
       <w:tab/>
       <w:tab/>
-      <w:t>2026-05-18</w:t>
+      <w:t>2026-05-19</w:t>
       <w:br/>
       <w:br/>
     </w:r>

--- a/klagomål/A 724-2026 FSC-klagomål.docx
+++ b/klagomål/A 724-2026 FSC-klagomål.docx
@@ -967,7 +967,7 @@
     <w:r>
       <w:tab/>
       <w:tab/>
-      <w:t>2026-05-19</w:t>
+      <w:t>2026-05-20</w:t>
       <w:br/>
       <w:br/>
     </w:r>

--- a/klagomål/A 724-2026 FSC-klagomål.docx
+++ b/klagomål/A 724-2026 FSC-klagomål.docx
@@ -967,7 +967,7 @@
     <w:r>
       <w:tab/>
       <w:tab/>
-      <w:t>2026-05-20</w:t>
+      <w:t>2026-05-21</w:t>
       <w:br/>
       <w:br/>
     </w:r>

--- a/klagomål/A 724-2026 FSC-klagomål.docx
+++ b/klagomål/A 724-2026 FSC-klagomål.docx
@@ -967,7 +967,7 @@
     <w:r>
       <w:tab/>
       <w:tab/>
-      <w:t>2026-05-21</w:t>
+      <w:t>2026-05-22</w:t>
       <w:br/>
       <w:br/>
     </w:r>

--- a/klagomål/A 724-2026 FSC-klagomål.docx
+++ b/klagomål/A 724-2026 FSC-klagomål.docx
@@ -967,7 +967,7 @@
     <w:r>
       <w:tab/>
       <w:tab/>
-      <w:t>2026-05-22</w:t>
+      <w:t>2026-05-23</w:t>
       <w:br/>
       <w:br/>
     </w:r>

--- a/klagomål/A 724-2026 FSC-klagomål.docx
+++ b/klagomål/A 724-2026 FSC-klagomål.docx
@@ -967,7 +967,7 @@
     <w:r>
       <w:tab/>
       <w:tab/>
-      <w:t>2026-05-23</w:t>
+      <w:t>2026-05-24</w:t>
       <w:br/>
       <w:br/>
     </w:r>

--- a/klagomål/A 724-2026 FSC-klagomål.docx
+++ b/klagomål/A 724-2026 FSC-klagomål.docx
@@ -967,7 +967,7 @@
     <w:r>
       <w:tab/>
       <w:tab/>
-      <w:t>2026-05-24</w:t>
+      <w:t>2026-05-25</w:t>
       <w:br/>
       <w:br/>
     </w:r>

--- a/klagomål/A 724-2026 FSC-klagomål.docx
+++ b/klagomål/A 724-2026 FSC-klagomål.docx
@@ -967,7 +967,7 @@
     <w:r>
       <w:tab/>
       <w:tab/>
-      <w:t>2026-05-25</w:t>
+      <w:t>2026-05-26</w:t>
       <w:br/>
       <w:br/>
     </w:r>

--- a/klagomål/A 724-2026 FSC-klagomål.docx
+++ b/klagomål/A 724-2026 FSC-klagomål.docx
@@ -967,7 +967,7 @@
     <w:r>
       <w:tab/>
       <w:tab/>
-      <w:t>2026-05-26</w:t>
+      <w:t>2026-05-27</w:t>
       <w:br/>
       <w:br/>
     </w:r>

--- a/klagomål/A 724-2026 FSC-klagomål.docx
+++ b/klagomål/A 724-2026 FSC-klagomål.docx
@@ -967,7 +967,7 @@
     <w:r>
       <w:tab/>
       <w:tab/>
-      <w:t>2026-05-27</w:t>
+      <w:t>2026-05-28</w:t>
       <w:br/>
       <w:br/>
     </w:r>

--- a/klagomål/A 724-2026 FSC-klagomål.docx
+++ b/klagomål/A 724-2026 FSC-klagomål.docx
@@ -967,7 +967,7 @@
     <w:r>
       <w:tab/>
       <w:tab/>
-      <w:t>2026-05-28</w:t>
+      <w:t>2026-05-29</w:t>
       <w:br/>
       <w:br/>
     </w:r>

--- a/klagomål/A 724-2026 FSC-klagomål.docx
+++ b/klagomål/A 724-2026 FSC-klagomål.docx
@@ -967,7 +967,7 @@
     <w:r>
       <w:tab/>
       <w:tab/>
-      <w:t>2026-05-29</w:t>
+      <w:t>2026-05-30</w:t>
       <w:br/>
       <w:br/>
     </w:r>

--- a/klagomål/A 724-2026 FSC-klagomål.docx
+++ b/klagomål/A 724-2026 FSC-klagomål.docx
@@ -967,7 +967,7 @@
     <w:r>
       <w:tab/>
       <w:tab/>
-      <w:t>2026-05-30</w:t>
+      <w:t>2026-05-31</w:t>
       <w:br/>
       <w:br/>
     </w:r>

--- a/klagomål/A 724-2026 FSC-klagomål.docx
+++ b/klagomål/A 724-2026 FSC-klagomål.docx
@@ -967,7 +967,7 @@
     <w:r>
       <w:tab/>
       <w:tab/>
-      <w:t>2026-05-31</w:t>
+      <w:t>2026-06-01</w:t>
       <w:br/>
       <w:br/>
     </w:r>

--- a/klagomål/A 724-2026 FSC-klagomål.docx
+++ b/klagomål/A 724-2026 FSC-klagomål.docx
@@ -967,7 +967,7 @@
     <w:r>
       <w:tab/>
       <w:tab/>
-      <w:t>2026-06-01</w:t>
+      <w:t>2026-06-02</w:t>
       <w:br/>
       <w:br/>
     </w:r>

--- a/klagomål/A 724-2026 FSC-klagomål.docx
+++ b/klagomål/A 724-2026 FSC-klagomål.docx
@@ -967,7 +967,7 @@
     <w:r>
       <w:tab/>
       <w:tab/>
-      <w:t>2026-06-02</w:t>
+      <w:t>2026-06-03</w:t>
       <w:br/>
       <w:br/>
     </w:r>

--- a/klagomål/A 724-2026 FSC-klagomål.docx
+++ b/klagomål/A 724-2026 FSC-klagomål.docx
@@ -967,7 +967,7 @@
     <w:r>
       <w:tab/>
       <w:tab/>
-      <w:t>2026-06-03</w:t>
+      <w:t>2026-06-04</w:t>
       <w:br/>
       <w:br/>
     </w:r>

--- a/klagomål/A 724-2026 FSC-klagomål.docx
+++ b/klagomål/A 724-2026 FSC-klagomål.docx
@@ -967,7 +967,7 @@
     <w:r>
       <w:tab/>
       <w:tab/>
-      <w:t>2026-06-04</w:t>
+      <w:t>2026-06-05</w:t>
       <w:br/>
       <w:br/>
     </w:r>

--- a/klagomål/A 724-2026 FSC-klagomål.docx
+++ b/klagomål/A 724-2026 FSC-klagomål.docx
@@ -967,7 +967,7 @@
     <w:r>
       <w:tab/>
       <w:tab/>
-      <w:t>2026-06-05</w:t>
+      <w:t>2026-06-06</w:t>
       <w:br/>
       <w:br/>
     </w:r>

--- a/klagomål/A 724-2026 FSC-klagomål.docx
+++ b/klagomål/A 724-2026 FSC-klagomål.docx
@@ -967,7 +967,7 @@
     <w:r>
       <w:tab/>
       <w:tab/>
-      <w:t>2026-06-06</w:t>
+      <w:t>2026-06-07</w:t>
       <w:br/>
       <w:br/>
     </w:r>

--- a/klagomål/A 724-2026 FSC-klagomål.docx
+++ b/klagomål/A 724-2026 FSC-klagomål.docx
@@ -967,7 +967,7 @@
     <w:r>
       <w:tab/>
       <w:tab/>
-      <w:t>2026-06-07</w:t>
+      <w:t>2026-06-08</w:t>
       <w:br/>
       <w:br/>
     </w:r>
